--- a/klagomål/A 40818-2024 FSC-klagomål.docx
+++ b/klagomål/A 40818-2024 FSC-klagomål.docx
@@ -765,7 +765,7 @@
     <w:r>
       <w:tab/>
       <w:tab/>
-      <w:t>2026-09-14</w:t>
+      <w:t>2026-09-15</w:t>
       <w:br/>
       <w:br/>
     </w:r>

--- a/klagomål/A 40818-2024 FSC-klagomål.docx
+++ b/klagomål/A 40818-2024 FSC-klagomål.docx
@@ -765,7 +765,7 @@
     <w:r>
       <w:tab/>
       <w:tab/>
-      <w:t>2026-09-15</w:t>
+      <w:t>2026-09-16</w:t>
       <w:br/>
       <w:br/>
     </w:r>

--- a/klagomål/A 40818-2024 FSC-klagomål.docx
+++ b/klagomål/A 40818-2024 FSC-klagomål.docx
@@ -765,7 +765,7 @@
     <w:r>
       <w:tab/>
       <w:tab/>
-      <w:t>2026-09-16</w:t>
+      <w:t>2026-09-17</w:t>
       <w:br/>
       <w:br/>
     </w:r>

--- a/klagomål/A 40818-2024 FSC-klagomål.docx
+++ b/klagomål/A 40818-2024 FSC-klagomål.docx
@@ -765,7 +765,7 @@
     <w:r>
       <w:tab/>
       <w:tab/>
-      <w:t>2026-09-17</w:t>
+      <w:t>2026-09-18</w:t>
       <w:br/>
       <w:br/>
     </w:r>

--- a/klagomål/A 40818-2024 FSC-klagomål.docx
+++ b/klagomål/A 40818-2024 FSC-klagomål.docx
@@ -765,7 +765,7 @@
     <w:r>
       <w:tab/>
       <w:tab/>
-      <w:t>2026-09-18</w:t>
+      <w:t>2026-09-19</w:t>
       <w:br/>
       <w:br/>
     </w:r>

--- a/klagomål/A 40818-2024 FSC-klagomål.docx
+++ b/klagomål/A 40818-2024 FSC-klagomål.docx
@@ -163,7 +163,7 @@
         <w:pStyle w:val="Title"/>
       </w:pPr>
       <w:r>
-        <w:t>Inledande FSC- /PEFC-klagomål – information om höga naturvärden i avverkningsanmälan A 40818-2024 i Bräcke kommun</w:t>
+        <w:t>Inledande FSC- /PEFC-klagomål – information om höga naturvärden och fridlysta arter i avverkningsanmälan A 40818-2024 i Bräcke kommun</w:t>
       </w:r>
     </w:p>
     <w:p>
@@ -178,7 +178,7 @@
       <w:r>
         <w:drawing>
           <wp:inline xmlns:a="http://schemas.openxmlformats.org/drawingml/2006/main" xmlns:pic="http://schemas.openxmlformats.org/drawingml/2006/picture">
-            <wp:extent cx="5486400" cy="4709631"/>
+            <wp:extent cx="5486400" cy="4954728"/>
             <wp:docPr id="1" name="Picture 1"/>
             <wp:cNvGraphicFramePr>
               <a:graphicFrameLocks noChangeAspect="1"/>
@@ -199,7 +199,7 @@
                   <pic:spPr>
                     <a:xfrm>
                       <a:off x="0" y="0"/>
-                      <a:ext cx="5486400" cy="4709631"/>
+                      <a:ext cx="5486400" cy="4954728"/>
                     </a:xfrm>
                     <a:prstGeom prst="rect"/>
                   </pic:spPr>
@@ -221,7 +221,7 @@
     </w:p>
     <w:p>
       <w:r>
-        <w:t>I och inom 25 meter från avverkningsanmälan finns fynd av 7 naturvårdsarter, varav 7 är rödlistade och 3 är typiska (T): lammticka (VU), skrovlig taggsvamp (VU), blå taggsvamp (NT, T), dropptaggsvamp (NT, T), orange taggsvamp (NT, T), tallfingersvamp (NT) och vaxspindling (NT). Se Figur 1.</w:t>
+        <w:t>I och inom 25 meter från avverkningsanmälan finns fynd av 16 naturvårdsarter, varav 14 är rödlistade, 1 är fridlyst, 7 är typiska (T) och 1 är signalart (S): garnlav (VU, T), lammticka (VU), skrovlig taggsvamp (VU), blå taggsvamp (NT, T), dropptaggsvamp (NT, T), orange taggsvamp (NT, T), skarp dropptaggsvamp (NT), tallfingersvamp (NT), talltita (NT, §4), vaxspindling (NT), vedtrappmossa (NT, T), violettgrå tagellav (NT, T), vitgrynig nållav (NT), äggvaxskivling (NT), rödgul trumpetsvamp (S) och kransmossa (T). Se Figur 1.</w:t>
       </w:r>
     </w:p>
     <w:p>
@@ -244,7 +244,36 @@
     </w:p>
     <w:p>
       <w:r>
-        <w:t>Nedan följer beskrivningar av de naturvårdsarter och fridlysta arter som har sina livsmiljöer och växtplatser i den avverkningsanmälda skogen. De påträffade naturvårdsarterna är ett tydligt kvitto på att det rör sig om en skog med höga naturvärden.</w:t>
+        <w:t>Nedan följer beskrivningar av de naturvårdsarter och fridlysta arter som har sina livsmiljöer och växtplatser i den avverkningsanmälda skogen. Se även ytterligare artfakta i BILAGA 1. De påträffade naturvårdsarterna är ett tydligt kvitto på att det rör sig om en skog med höga naturvärden.</w:t>
+      </w:r>
+    </w:p>
+    <w:p>
+      <w:r>
+        <w:rPr>
+          <w:b/>
+        </w:rPr>
+        <w:t>Garnlav (VU)</w:t>
+      </w:r>
+      <w:r>
+        <w:t xml:space="preserve"> är en utpräglad barrskogsart som ibland kan drapera träden i norrländska grannaturskogar med hög luftfuktighet. Den förekommer även i talldominerade bestånd där den, förutom i trädens grenverk, påträffas hängande över ojämnheter i tallbarken. Arten har minskat starkt i södra och mellersta Sverige och den minskar även i sitt nordliga utbredningsområde. Minskningstakten uppgår till 30 (20–50) % inom 50 år och överstiger gränsvärdet för Sårbar (VU). Orsaken till tillbakagången beror främst på slutavverkningar av naturskogsartade skogar. Bestånd med riklig förekomst bör regelmässigt sparas, vilket även gynnar flera andra sällsynta och rödlistade arter. Garnlav är värdväxt för den mycket sällsynta och akut hotade fjärilen barrskogslavfly (CR) som hör hemma i boreala barrskogar med riklig förekomst av värdväxten. Tidigare kunde arten konstateras årligen på flera platser vid Dala-Floda i Dalarna innan lokalerna kalavverkades. Senaste fyndet i landet av barrskogslavfly är från år 2000 då den påträffades vid Högberget i Sollefteå kommun. Garnlav är typisk art för </w:t>
+      </w:r>
+      <w:r>
+        <w:rPr>
+          <w:i/>
+        </w:rPr>
+        <w:t xml:space="preserve">9010 Taiga </w:t>
+      </w:r>
+      <w:r>
+        <w:t>och</w:t>
+      </w:r>
+      <w:r>
+        <w:rPr>
+          <w:i/>
+        </w:rPr>
+        <w:t xml:space="preserve"> 9070 Trädklädd betesmark</w:t>
+      </w:r>
+      <w:r>
+        <w:t xml:space="preserve"> (SLU Artdatabanken, 2026).</w:t>
       </w:r>
     </w:p>
     <w:p>
@@ -343,10 +372,32 @@
         <w:rPr>
           <w:b/>
         </w:rPr>
+        <w:t xml:space="preserve">Skarp dropptaggsvamp (NT) </w:t>
+      </w:r>
+      <w:r>
+        <w:t>bildar mykorrhiza med både gran och tall, främst i barrskogar med trädkontinuitet. Arten uppträder dels i näringsrik kalkbarrskog och dels i sur lavtallskog. Kalkbarrskogarna är ofta grandominerade, olikåldriga och skiktade på frisk mark med ett örtrikt vegetationsskikt. Lavtallskogarna är i regel magra, torra, ljusöppna och ofta brandpräglade. Den totala populationen i landet har minskat och bedöms fortsätta minska till följd av avverkning av äldre barrskogar. Arten har begränsad förmåga att återetablera sig efter slutavverkning eller andra storskaliga skogsbruksåtgärder. Det saknas indikationer på att arten långsiktigt kan etablera eller reproducera sig i skogsbestånd som brukas med metoder som trakthyggesbruk, markberedning, gödsling eller föryngring med förädlat plantmaterial. Minskningstakten för den svenska populationen bedöms vara nära gränsvärdet för Sårbar (VU) (SLU Artdatabanken, 2026).</w:t>
+      </w:r>
+    </w:p>
+    <w:p>
+      <w:r>
+        <w:rPr>
+          <w:b/>
+        </w:rPr>
         <w:t xml:space="preserve">Tallfingersvamp (NT) </w:t>
       </w:r>
       <w:r>
         <w:t>bildar mykorrhiza med tall och gran i äldre barrskog, framför allt sandtallskog men även i annan näringsfattig barrskog, huvudsakligen i äldre kontinuitetsskog. Den totala populationen i landet har minskat och bedöms fortsätta minska till följd av avverkning av barrskogar med trädkontinuitet. Minskningstakten för den svenska populationen bedöms vara nära gränsvärdet för Sårbar (VU). Slutavverkning, gödsling eller exploatering måste undvikas (SLU Artdatabanken, 2026).</w:t>
+      </w:r>
+    </w:p>
+    <w:p>
+      <w:r>
+        <w:rPr>
+          <w:b/>
+        </w:rPr>
+        <w:t>Talltita (NT, §4)</w:t>
+      </w:r>
+      <w:r>
+        <w:t>, rödlistad som nära hotad och prioriterad art i Skogsvårdslagen, har häckningsrevir i anmälan. Arten har minskat kraftigt de senaste 30 åren och minskningstakten innevarande 10-årsperiod beräknas till 20 (10–30) %. Talltitan är synnerligen trogen sitt cirka 15 hektar stora revir och är beroende av flerskiktade olikåldriga skogar för att kunna föda upp sina ungar. Talltitan försvinner om dess livsmiljö kalavverkas (Eggers &amp; Low, 2014; Ekman, 1979; Griesser et al, 2007; Klein, 2020; Siffczyk et al, 2003; SLU Artdatabanken, 2021).</w:t>
       </w:r>
     </w:p>
     <w:p>
@@ -358,6 +409,108 @@
       </w:r>
       <w:r>
         <w:t xml:space="preserve"> växer främst i äldre skogar på sandig mark där den bildar mykorrhiza med tall, framförallt på sandiga lavtallhedar. Mager, sandig och brandpräglad tallskog med lång trädkontinuitet bör undantas från trakthyggesbruk och inte kalavverkas. De mest värdefulla lokalerna bör få ett långsiktigt skydd med naturvårdsinriktad skötsel. Arten är placerad högst upp i Skogsstyrelsens värdepyramid för bedömning av skog med höga naturvärden och den är globalt rödlistad som nära hotad (NT), vilket medför ett internationellt ansvar för arten (SLU Artdatabanken, 2024; Nitare &amp; Skogsstyrelsen, 2019; IUCN, 2019).</w:t>
+      </w:r>
+    </w:p>
+    <w:p>
+      <w:r>
+        <w:rPr>
+          <w:b/>
+        </w:rPr>
+        <w:t xml:space="preserve">Vedtrappmossa (NT) </w:t>
+      </w:r>
+      <w:r>
+        <w:t xml:space="preserve">växer på död ved, främst i gammal granskog. Den förekommer knappast alls i fjällnära barrskogar utan finns i skogslandskapet nedom fjällen och framför allt i landets södra delar är den en mycket bra signalart för barrnaturskog med höga naturvärden. Skogsavverkning och brist på grov död ved i skogen är de allvarligaste hoten och den överlever inte kalhyggesbruk. Lokaler med sluten granskog, tillräckligt stora för att säkerställa ett kontinuerligt tillskott på grova lågor, bör undantas från storskaligt skogsbruk. Vedtrappmossa är typisk art för </w:t>
+      </w:r>
+      <w:r>
+        <w:rPr>
+          <w:i/>
+        </w:rPr>
+        <w:t>9010 Taiga</w:t>
+      </w:r>
+      <w:r>
+        <w:t xml:space="preserve"> (SLU Artdatabanken, 2024).</w:t>
+      </w:r>
+    </w:p>
+    <w:p>
+      <w:r>
+        <w:rPr>
+          <w:b/>
+        </w:rPr>
+        <w:t>Violettgrå tagellav (NT)</w:t>
+      </w:r>
+      <w:r>
+        <w:t xml:space="preserve"> växer nästan uteslutande i gamla olikåldriga barrnaturskogar med lång skoglig kontinuitet och är en utmärkt signal på skog med höga naturvärden. Slutavverkning av tidigare aldrig slutavverkad skog (kontinuitetsskog) är det största hotet. Biotopen nyskapas i begränsad omfattning och barrskog äldre än 160 år, där den violettgrå tagellaven huvudsakligen påträffas har minskat med 50% de senaste 50 åren. Lågproduktiv skogsmark där laven förekommer bör undantas från skogsbruk och rika förekomster i äldre granskog bör skyddas. Arten är känslig för uttorkning och det är väsentligt att tillräckligt stora bestånd avsätts. Violettgrå tagellav är typisk art för </w:t>
+      </w:r>
+      <w:r>
+        <w:rPr>
+          <w:i/>
+        </w:rPr>
+        <w:t>9010 Taiga</w:t>
+      </w:r>
+      <w:r>
+        <w:t xml:space="preserve"> (SLU Artdatabanken, 2024; Nitare &amp; Skogsstyrelsen, 2019).</w:t>
+      </w:r>
+    </w:p>
+    <w:p>
+      <w:r>
+        <w:rPr>
+          <w:b/>
+        </w:rPr>
+        <w:t>Vitgrynig nållav (NT)</w:t>
+      </w:r>
+      <w:r>
+        <w:t xml:space="preserve"> växer nästan uteslutande på bark av gamla, senvuxna granar i skuggiga lägen med hög och jämn luftfuktighet. Den vanligaste naturtypen för arten är kontinuitetsskogar på frisk mark men den finns också i sumpgranskogar. På lång sikt utgör avverkningar av olikåldriga granskogar av naturskogskaraktär ett allvarligt hot mot arten och skogsbruksåtgärder på eller i närheten av växtplatserna bör undvikas. Naturskogsartade, fuktiga granskogar med förekomster av arten signalerar höga biologiska värden och bör bevaras (SLU Artdatabanken, 2024; Nitare &amp; Skogsstyrelsen, 2019).</w:t>
+      </w:r>
+    </w:p>
+    <w:p>
+      <w:r>
+        <w:rPr>
+          <w:b/>
+        </w:rPr>
+        <w:t>Äggvaxskivling (NT)</w:t>
+      </w:r>
+      <w:r>
+        <w:t xml:space="preserve"> bildar mykorrhiza med gran och förekommer huvudsakligen i äldre blåbärsgranskog. Har i Sverige en nordlig utbredningsbild och är relativt vanlig i norra Sverige. Total population i landet bedöms ha minskat kraftigt och fortgående att minska p.g.a. slutavverkningar av kontinuitetsskogar. Skogar med rik förekomst av äggvaxskivling brukar ha en artrik flora av mykorrhizasvampar och kan betraktas som nyckelbiotoper (SLU Artdatabanken, 2024).</w:t>
+      </w:r>
+    </w:p>
+    <w:p>
+      <w:r>
+        <w:rPr>
+          <w:b/>
+        </w:rPr>
+        <w:t xml:space="preserve">Rödgul trumpetsvamp </w:t>
+      </w:r>
+      <w:r>
+        <w:t>signalerar kalkrika barrsumpskogar eller avgränsade små mineralrika ytor i barrskogslandskapet, vilka normalt har höga naturvärden. I urbergsbygder är den en bra signalart på känsliga skogsbiotoper (Nitare &amp; Skogsstyrelsen, 2019).</w:t>
+      </w:r>
+    </w:p>
+    <w:p>
+      <w:r>
+        <w:rPr>
+          <w:b/>
+        </w:rPr>
+        <w:t>Kransmossa</w:t>
+      </w:r>
+      <w:r>
+        <w:t xml:space="preserve"> är typisk art för </w:t>
+      </w:r>
+      <w:r>
+        <w:rPr>
+          <w:i/>
+        </w:rPr>
+        <w:t xml:space="preserve">9050 Näringsrik granskog </w:t>
+      </w:r>
+      <w:r>
+        <w:t xml:space="preserve">och </w:t>
+      </w:r>
+      <w:r>
+        <w:rPr>
+          <w:i/>
+        </w:rPr>
+        <w:t xml:space="preserve">6170 Alpina kalkgräsmarker </w:t>
+      </w:r>
+      <w:r>
+        <w:t>(SLU Artdatabanken, 2025).</w:t>
       </w:r>
     </w:p>
     <w:p>
@@ -412,6 +565,22 @@
       <w:r>
         <w:t>I den avverkningsanmälda skogen har fridlysta arter sina livsmiljöer och växtplatser. Att skada de fridlysta arternas livsmiljöer, växtplatser eller ekologiska funktion är inte tillåtet enligt artskyddsförordningen.</w:t>
       </w:r>
+      <w:r>
+        <w:rPr>
+          <w:i/>
+        </w:rPr>
+        <w:t xml:space="preserve"> EU:s medlemsländer och skogsbolag är skyldiga att agera i enlighet med EU:s fågeldirektiv där det uttryckligen står att direktivet gäller för fåglar samt för deras ägg, bon och </w:t>
+      </w:r>
+      <w:r>
+        <w:rPr>
+          <w:b/>
+          <w:i/>
+        </w:rPr>
+        <w:t xml:space="preserve">livsmiljöer </w:t>
+      </w:r>
+      <w:r>
+        <w:t>(artikel 1). Vidare att de åtgärder som vidtas inte får leda till en försämring av den nuvarande situationen beträffande bevarandet av de fågelarter som avses i artikel 1 (artikel 13).</w:t>
+      </w:r>
     </w:p>
     <w:p>
       <w:r>
@@ -450,7 +619,7 @@
         <w:rPr>
           <w:i/>
         </w:rPr>
-        <w:t>I det avverkningsanmälda skogsområdet har 7 naturvårdsarter varav 7 rödlistade arter sina livsmiljöer och växtplatser.</w:t>
+        <w:t>I det avverkningsanmälda skogsområdet har 16 naturvårdsarter varav 14 rödlistade arter sina livsmiljöer och växtplatser.</w:t>
       </w:r>
     </w:p>
     <w:p>
@@ -635,6 +804,139 @@
           <w:i/>
         </w:rPr>
         <w:t>I den avverkningsanmälda skogen har fridlysta arter sina livsmiljöer och växtplatser. Att skada de fridlysta arternas livsmiljöer, växtplatser eller ekologiska funktion är inte tillåtet enligt artskyddsförordningen</w:t>
+      </w:r>
+    </w:p>
+    <w:p>
+      <w:r>
+        <w:br w:type="page"/>
+      </w:r>
+    </w:p>
+    <w:p>
+      <w:pPr>
+        <w:pStyle w:val="Title"/>
+      </w:pPr>
+      <w:r>
+        <w:t>BILAGA 1 – Fridlysta arter</w:t>
+      </w:r>
+    </w:p>
+    <w:p>
+      <w:pPr>
+        <w:pStyle w:val="Heading1"/>
+      </w:pPr>
+      <w:r>
+        <w:t>Talltita – ekologi samt krav på livsmiljön</w:t>
+      </w:r>
+    </w:p>
+    <w:p>
+      <w:r>
+        <w:t>Talltita är rödlistad som NT, fridlyst och prioriterad art i Skogsvårdslagen. Den omfattas av EU:s fågeldirektiv. Arten har minskat kraftigt de senaste 30 åren och minskningstakten innevarande 10-årsperiod beräknas till 20 (10–30) % (SLU Artdatabanken, 2022).</w:t>
+      </w:r>
+    </w:p>
+    <w:p>
+      <w:r>
+        <w:t>Talltita föredrar större sammanhängande barrskogar, och finns såväl i tallskog som granskog och i lövblandad barrskog. Skogens struktur är viktig och ska helst vara flerskiktad med riklig underväxt av mindre granar, björk och andra lövträd och buskar. Tillgång på murknande högstubbar är särskilt viktig, eftersom talltitan helst själv hackar ut sitt bohål (SLU Artdatabanken, 2022).</w:t>
+      </w:r>
+    </w:p>
+    <w:p>
+      <w:r>
+        <w:t>Det finns flera studier som visar att talltita är känslig för gallring och inte överlever när dess livsmiljö kalavverkas (Eggers and Low, 2014; Griesser et al., 2007; Klein, 2020). Talltitans revir är förhållandevis stora, 10–20 hektar och arten missgynnas när skogen fragmenteras. Kalavverkning av större delar av reviret innebär att det överges (Artdatabanken, 2021).</w:t>
+      </w:r>
+    </w:p>
+    <w:p>
+      <w:r>
+        <w:t>Talltitan är synnerligen trogen sitt revir så länge paret lever och biotopen förblir intakt. Paret stannar i sitt revir året om. En förlust av ett revir har därför en stor inverkan på den lokala populationen och trakthyggesbruket anses vara orsak till den svenska populationens kraftiga minskning. Talltiteparets revirtrohet innebär att närhelst under året man observerar en adult talltita så ingår denna plats i reviret (Siffczyk et al., 2003; Ekman, 1979).</w:t>
+      </w:r>
+    </w:p>
+    <w:p>
+      <w:pPr>
+        <w:pStyle w:val="Heading2"/>
+      </w:pPr>
+      <w:r>
+        <w:t>Referenser – talltita</w:t>
+      </w:r>
+    </w:p>
+    <w:p>
+      <w:r>
+        <w:t xml:space="preserve">Eggers, S., Low, M., 2014. </w:t>
+      </w:r>
+      <w:r>
+        <w:rPr>
+          <w:i/>
+        </w:rPr>
+        <w:t xml:space="preserve">Differential demographic responses of sympatric Parids to vegetation management in boreal forest. </w:t>
+      </w:r>
+      <w:r>
+        <w:t>For. Ecol. Manage. 319, 169–175.</w:t>
+      </w:r>
+    </w:p>
+    <w:p>
+      <w:r>
+        <w:t xml:space="preserve">Ekman, J., 1979. </w:t>
+      </w:r>
+      <w:r>
+        <w:rPr>
+          <w:i/>
+        </w:rPr>
+        <w:t xml:space="preserve">Coherence, composition and territories of winter social groups of the Willow Tit Parus montanus and the Crested Tit P. cristatus. </w:t>
+      </w:r>
+      <w:r>
+        <w:t>Ornis Scandinavica, 10, pp 56–68</w:t>
+      </w:r>
+    </w:p>
+    <w:p>
+      <w:r>
+        <w:t xml:space="preserve">Griesser, M., Nystrand, M., Eggers, S., Ekman, J., 2007. </w:t>
+      </w:r>
+      <w:r>
+        <w:rPr>
+          <w:i/>
+        </w:rPr>
+        <w:t xml:space="preserve">Impact of forestry practices on fitness correlates and population productivity in an open-nesting bird species. </w:t>
+      </w:r>
+      <w:r>
+        <w:t>Conserv. Biol. 21, 767–774. https://doi.org/10.1111/j.1523- 1739.2007.00675.x</w:t>
+      </w:r>
+    </w:p>
+    <w:p>
+      <w:r>
+        <w:t xml:space="preserve">Klein, J., 2020. </w:t>
+      </w:r>
+      <w:r>
+        <w:rPr>
+          <w:i/>
+        </w:rPr>
+        <w:t xml:space="preserve">The forgotten forest – On thinning, retention, and biodiversity in the boreal forest. </w:t>
+      </w:r>
+      <w:r>
+        <w:t>Doctoral Thesis No. 2020:50</w:t>
+      </w:r>
+    </w:p>
+    <w:p>
+      <w:r>
+        <w:t xml:space="preserve">Siffczyk, C., Brotons, L., Kangas, K., Orell, M., 2003. </w:t>
+      </w:r>
+      <w:r>
+        <w:rPr>
+          <w:i/>
+        </w:rPr>
+        <w:t xml:space="preserve">Home range size of willow tits. </w:t>
+      </w:r>
+      <w:r>
+        <w:t>Oecologica, 136, 635–642 (2003)</w:t>
+      </w:r>
+    </w:p>
+    <w:p>
+      <w:r>
+        <w:t xml:space="preserve">SLU Artdatabanken, 2021. </w:t>
+      </w:r>
+      <w:r>
+        <w:rPr>
+          <w:i/>
+        </w:rPr>
+        <w:t xml:space="preserve">Artfaktablad. Naturvård – artfakta. </w:t>
+      </w:r>
+      <w:r>
+        <w:t>SLU Artdatabanken, Uppsala</w:t>
       </w:r>
     </w:p>
     <w:sectPr>
@@ -765,7 +1067,7 @@
     <w:r>
       <w:tab/>
       <w:tab/>
-      <w:t>2026-09-19</w:t>
+      <w:t>2026-09-21</w:t>
       <w:br/>
       <w:br/>
     </w:r>

--- a/klagomål/A 40818-2024 FSC-klagomål.docx
+++ b/klagomål/A 40818-2024 FSC-klagomål.docx
@@ -1067,7 +1067,7 @@
     <w:r>
       <w:tab/>
       <w:tab/>
-      <w:t>2026-09-21</w:t>
+      <w:t>2026-09-23</w:t>
       <w:br/>
       <w:br/>
     </w:r>

--- a/klagomål/A 40818-2024 FSC-klagomål.docx
+++ b/klagomål/A 40818-2024 FSC-klagomål.docx
@@ -1067,7 +1067,7 @@
     <w:r>
       <w:tab/>
       <w:tab/>
-      <w:t>2026-09-23</w:t>
+      <w:t>2026-09-24</w:t>
       <w:br/>
       <w:br/>
     </w:r>

--- a/klagomål/A 40818-2024 FSC-klagomål.docx
+++ b/klagomål/A 40818-2024 FSC-klagomål.docx
@@ -1067,7 +1067,7 @@
     <w:r>
       <w:tab/>
       <w:tab/>
-      <w:t>2026-09-24</w:t>
+      <w:t>2026-09-25</w:t>
       <w:br/>
       <w:br/>
     </w:r>

--- a/klagomål/A 40818-2024 FSC-klagomål.docx
+++ b/klagomål/A 40818-2024 FSC-klagomål.docx
@@ -1067,7 +1067,7 @@
     <w:r>
       <w:tab/>
       <w:tab/>
-      <w:t>2026-09-25</w:t>
+      <w:t>2026-09-26</w:t>
       <w:br/>
       <w:br/>
     </w:r>

--- a/klagomål/A 40818-2024 FSC-klagomål.docx
+++ b/klagomål/A 40818-2024 FSC-klagomål.docx
@@ -1067,7 +1067,7 @@
     <w:r>
       <w:tab/>
       <w:tab/>
-      <w:t>2026-09-26</w:t>
+      <w:t>2026-09-27</w:t>
       <w:br/>
       <w:br/>
     </w:r>

--- a/klagomål/A 40818-2024 FSC-klagomål.docx
+++ b/klagomål/A 40818-2024 FSC-klagomål.docx
@@ -1067,7 +1067,7 @@
     <w:r>
       <w:tab/>
       <w:tab/>
-      <w:t>2026-09-27</w:t>
+      <w:t>2026-09-28</w:t>
       <w:br/>
       <w:br/>
     </w:r>

--- a/klagomål/A 40818-2024 FSC-klagomål.docx
+++ b/klagomål/A 40818-2024 FSC-klagomål.docx
@@ -1067,7 +1067,7 @@
     <w:r>
       <w:tab/>
       <w:tab/>
-      <w:t>2026-09-28</w:t>
+      <w:t>2026-09-29</w:t>
       <w:br/>
       <w:br/>
     </w:r>

--- a/klagomål/A 40818-2024 FSC-klagomål.docx
+++ b/klagomål/A 40818-2024 FSC-klagomål.docx
@@ -1067,7 +1067,7 @@
     <w:r>
       <w:tab/>
       <w:tab/>
-      <w:t>2026-09-29</w:t>
+      <w:t>2026-09-30</w:t>
       <w:br/>
       <w:br/>
     </w:r>

--- a/klagomål/A 40818-2024 FSC-klagomål.docx
+++ b/klagomål/A 40818-2024 FSC-klagomål.docx
@@ -1067,7 +1067,7 @@
     <w:r>
       <w:tab/>
       <w:tab/>
-      <w:t>2026-09-30</w:t>
+      <w:t>2026-10-01</w:t>
       <w:br/>
       <w:br/>
     </w:r>

--- a/klagomål/A 40818-2024 FSC-klagomål.docx
+++ b/klagomål/A 40818-2024 FSC-klagomål.docx
@@ -1067,7 +1067,7 @@
     <w:r>
       <w:tab/>
       <w:tab/>
-      <w:t>2026-10-01</w:t>
+      <w:t>2026-10-02</w:t>
       <w:br/>
       <w:br/>
     </w:r>

--- a/klagomål/A 40818-2024 FSC-klagomål.docx
+++ b/klagomål/A 40818-2024 FSC-klagomål.docx
@@ -1067,7 +1067,7 @@
     <w:r>
       <w:tab/>
       <w:tab/>
-      <w:t>2026-10-02</w:t>
+      <w:t>2026-10-03</w:t>
       <w:br/>
       <w:br/>
     </w:r>

--- a/klagomål/A 40818-2024 FSC-klagomål.docx
+++ b/klagomål/A 40818-2024 FSC-klagomål.docx
@@ -1067,7 +1067,7 @@
     <w:r>
       <w:tab/>
       <w:tab/>
-      <w:t>2026-10-03</w:t>
+      <w:t>2026-10-04</w:t>
       <w:br/>
       <w:br/>
     </w:r>

--- a/klagomål/A 40818-2024 FSC-klagomål.docx
+++ b/klagomål/A 40818-2024 FSC-klagomål.docx
@@ -1067,7 +1067,7 @@
     <w:r>
       <w:tab/>
       <w:tab/>
-      <w:t>2026-10-04</w:t>
+      <w:t>2026-10-05</w:t>
       <w:br/>
       <w:br/>
     </w:r>

--- a/klagomål/A 40818-2024 FSC-klagomål.docx
+++ b/klagomål/A 40818-2024 FSC-klagomål.docx
@@ -1067,7 +1067,7 @@
     <w:r>
       <w:tab/>
       <w:tab/>
-      <w:t>2026-10-05</w:t>
+      <w:t>2026-10-06</w:t>
       <w:br/>
       <w:br/>
     </w:r>

--- a/klagomål/A 40818-2024 FSC-klagomål.docx
+++ b/klagomål/A 40818-2024 FSC-klagomål.docx
@@ -1067,7 +1067,7 @@
     <w:r>
       <w:tab/>
       <w:tab/>
-      <w:t>2026-10-06</w:t>
+      <w:t>2026-10-07</w:t>
       <w:br/>
       <w:br/>
     </w:r>

--- a/klagomål/A 40818-2024 FSC-klagomål.docx
+++ b/klagomål/A 40818-2024 FSC-klagomål.docx
@@ -1067,7 +1067,7 @@
     <w:r>
       <w:tab/>
       <w:tab/>
-      <w:t>2026-10-07</w:t>
+      <w:t>2026-10-08</w:t>
       <w:br/>
       <w:br/>
     </w:r>

--- a/klagomål/A 40818-2024 FSC-klagomål.docx
+++ b/klagomål/A 40818-2024 FSC-klagomål.docx
@@ -1067,7 +1067,7 @@
     <w:r>
       <w:tab/>
       <w:tab/>
-      <w:t>2026-10-08</w:t>
+      <w:t>2026-10-09</w:t>
       <w:br/>
       <w:br/>
     </w:r>

--- a/klagomål/A 40818-2024 FSC-klagomål.docx
+++ b/klagomål/A 40818-2024 FSC-klagomål.docx
@@ -1067,7 +1067,7 @@
     <w:r>
       <w:tab/>
       <w:tab/>
-      <w:t>2026-10-09</w:t>
+      <w:t>2026-10-10</w:t>
       <w:br/>
       <w:br/>
     </w:r>

--- a/klagomål/A 40818-2024 FSC-klagomål.docx
+++ b/klagomål/A 40818-2024 FSC-klagomål.docx
@@ -1067,7 +1067,7 @@
     <w:r>
       <w:tab/>
       <w:tab/>
-      <w:t>2026-10-10</w:t>
+      <w:t>2026-10-11</w:t>
       <w:br/>
       <w:br/>
     </w:r>

--- a/klagomål/A 40818-2024 FSC-klagomål.docx
+++ b/klagomål/A 40818-2024 FSC-klagomål.docx
@@ -1067,7 +1067,7 @@
     <w:r>
       <w:tab/>
       <w:tab/>
-      <w:t>2026-10-11</w:t>
+      <w:t>2026-10-12</w:t>
       <w:br/>
       <w:br/>
     </w:r>

--- a/klagomål/A 40818-2024 FSC-klagomål.docx
+++ b/klagomål/A 40818-2024 FSC-klagomål.docx
@@ -1067,7 +1067,7 @@
     <w:r>
       <w:tab/>
       <w:tab/>
-      <w:t>2026-10-12</w:t>
+      <w:t>2026-10-13</w:t>
       <w:br/>
       <w:br/>
     </w:r>

--- a/klagomål/A 40818-2024 FSC-klagomål.docx
+++ b/klagomål/A 40818-2024 FSC-klagomål.docx
@@ -1067,7 +1067,7 @@
     <w:r>
       <w:tab/>
       <w:tab/>
-      <w:t>2026-10-13</w:t>
+      <w:t>2026-10-14</w:t>
       <w:br/>
       <w:br/>
     </w:r>

--- a/klagomål/A 40818-2024 FSC-klagomål.docx
+++ b/klagomål/A 40818-2024 FSC-klagomål.docx
@@ -1067,7 +1067,7 @@
     <w:r>
       <w:tab/>
       <w:tab/>
-      <w:t>2026-10-14</w:t>
+      <w:t>2026-10-15</w:t>
       <w:br/>
       <w:br/>
     </w:r>

--- a/klagomål/A 40818-2024 FSC-klagomål.docx
+++ b/klagomål/A 40818-2024 FSC-klagomål.docx
@@ -1067,7 +1067,7 @@
     <w:r>
       <w:tab/>
       <w:tab/>
-      <w:t>2026-10-15</w:t>
+      <w:t>2026-10-16</w:t>
       <w:br/>
       <w:br/>
     </w:r>

--- a/klagomål/A 40818-2024 FSC-klagomål.docx
+++ b/klagomål/A 40818-2024 FSC-klagomål.docx
@@ -1067,7 +1067,7 @@
     <w:r>
       <w:tab/>
       <w:tab/>
-      <w:t>2026-10-16</w:t>
+      <w:t>2026-10-17</w:t>
       <w:br/>
       <w:br/>
     </w:r>

--- a/klagomål/A 40818-2024 FSC-klagomål.docx
+++ b/klagomål/A 40818-2024 FSC-klagomål.docx
@@ -1067,7 +1067,7 @@
     <w:r>
       <w:tab/>
       <w:tab/>
-      <w:t>2026-10-17</w:t>
+      <w:t>2026-10-18</w:t>
       <w:br/>
       <w:br/>
     </w:r>

--- a/klagomål/A 40818-2024 FSC-klagomål.docx
+++ b/klagomål/A 40818-2024 FSC-klagomål.docx
@@ -1067,7 +1067,7 @@
     <w:r>
       <w:tab/>
       <w:tab/>
-      <w:t>2026-10-18</w:t>
+      <w:t>2026-10-19</w:t>
       <w:br/>
       <w:br/>
     </w:r>

--- a/klagomål/A 40818-2024 FSC-klagomål.docx
+++ b/klagomål/A 40818-2024 FSC-klagomål.docx
@@ -1067,7 +1067,7 @@
     <w:r>
       <w:tab/>
       <w:tab/>
-      <w:t>2026-10-19</w:t>
+      <w:t>2026-10-20</w:t>
       <w:br/>
       <w:br/>
     </w:r>

--- a/klagomål/A 40818-2024 FSC-klagomål.docx
+++ b/klagomål/A 40818-2024 FSC-klagomål.docx
@@ -1067,7 +1067,7 @@
     <w:r>
       <w:tab/>
       <w:tab/>
-      <w:t>2026-10-20</w:t>
+      <w:t>2026-10-21</w:t>
       <w:br/>
       <w:br/>
     </w:r>

--- a/klagomål/A 40818-2024 FSC-klagomål.docx
+++ b/klagomål/A 40818-2024 FSC-klagomål.docx
@@ -1067,7 +1067,7 @@
     <w:r>
       <w:tab/>
       <w:tab/>
-      <w:t>2026-10-21</w:t>
+      <w:t>2026-10-22</w:t>
       <w:br/>
       <w:br/>
     </w:r>

--- a/klagomål/A 40818-2024 FSC-klagomål.docx
+++ b/klagomål/A 40818-2024 FSC-klagomål.docx
@@ -1067,7 +1067,7 @@
     <w:r>
       <w:tab/>
       <w:tab/>
-      <w:t>2026-10-22</w:t>
+      <w:t>2026-10-23</w:t>
       <w:br/>
       <w:br/>
     </w:r>

--- a/klagomål/A 40818-2024 FSC-klagomål.docx
+++ b/klagomål/A 40818-2024 FSC-klagomål.docx
@@ -1067,7 +1067,7 @@
     <w:r>
       <w:tab/>
       <w:tab/>
-      <w:t>2026-10-23</w:t>
+      <w:t>2026-10-24</w:t>
       <w:br/>
       <w:br/>
     </w:r>

--- a/klagomål/A 40818-2024 FSC-klagomål.docx
+++ b/klagomål/A 40818-2024 FSC-klagomål.docx
@@ -1067,7 +1067,7 @@
     <w:r>
       <w:tab/>
       <w:tab/>
-      <w:t>2026-10-24</w:t>
+      <w:t>2026-10-25</w:t>
       <w:br/>
       <w:br/>
     </w:r>

--- a/klagomål/A 40818-2024 FSC-klagomål.docx
+++ b/klagomål/A 40818-2024 FSC-klagomål.docx
@@ -1067,7 +1067,7 @@
     <w:r>
       <w:tab/>
       <w:tab/>
-      <w:t>2026-10-25</w:t>
+      <w:t>2026-10-26</w:t>
       <w:br/>
       <w:br/>
     </w:r>

--- a/klagomål/A 40818-2024 FSC-klagomål.docx
+++ b/klagomål/A 40818-2024 FSC-klagomål.docx
@@ -1067,7 +1067,7 @@
     <w:r>
       <w:tab/>
       <w:tab/>
-      <w:t>2026-10-26</w:t>
+      <w:t>2026-10-27</w:t>
       <w:br/>
       <w:br/>
     </w:r>

--- a/klagomål/A 40818-2024 FSC-klagomål.docx
+++ b/klagomål/A 40818-2024 FSC-klagomål.docx
@@ -1067,7 +1067,7 @@
     <w:r>
       <w:tab/>
       <w:tab/>
-      <w:t>2026-10-27</w:t>
+      <w:t>2026-10-28</w:t>
       <w:br/>
       <w:br/>
     </w:r>

--- a/klagomål/A 40818-2024 FSC-klagomål.docx
+++ b/klagomål/A 40818-2024 FSC-klagomål.docx
@@ -1067,7 +1067,7 @@
     <w:r>
       <w:tab/>
       <w:tab/>
-      <w:t>2026-10-28</w:t>
+      <w:t>2026-10-29</w:t>
       <w:br/>
       <w:br/>
     </w:r>

--- a/klagomål/A 40818-2024 FSC-klagomål.docx
+++ b/klagomål/A 40818-2024 FSC-klagomål.docx
@@ -1067,7 +1067,7 @@
     <w:r>
       <w:tab/>
       <w:tab/>
-      <w:t>2026-10-29</w:t>
+      <w:t>2026-10-31</w:t>
       <w:br/>
       <w:br/>
     </w:r>
